--- a/Forrest_Wieland_Resume.docx
+++ b/Forrest_Wieland_Resume.docx
@@ -331,8 +331,19 @@
           <w:sz w:val="24"/>
           <w:szCs w:val="24"/>
         </w:rPr>
-        <w:t>linkedin.com/in/fwieland</w:t>
-      </w:r>
+        <w:t>linkedin.com/in/</w:t>
+      </w:r>
+      <w:proofErr w:type="spellStart"/>
+      <w:r>
+        <w:rPr>
+          <w:rFonts w:ascii="Times New Roman" w:hAnsi="Times New Roman" w:cs="Times New Roman"/>
+          <w:color w:val="000000" w:themeColor="text1"/>
+          <w:sz w:val="24"/>
+          <w:szCs w:val="24"/>
+        </w:rPr>
+        <w:t>fwieland</w:t>
+      </w:r>
+      <w:proofErr w:type="spellEnd"/>
     </w:p>
     <w:p>
       <w:pPr>
@@ -485,7 +496,27 @@
           <w:sz w:val="24"/>
           <w:szCs w:val="24"/>
         </w:rPr>
-        <w:t xml:space="preserve">html layout, css styling, </w:t>
+        <w:t xml:space="preserve">html layout, </w:t>
+      </w:r>
+      <w:proofErr w:type="spellStart"/>
+      <w:r>
+        <w:rPr>
+          <w:rFonts w:ascii="Times New Roman" w:hAnsi="Times New Roman" w:cs="Times New Roman"/>
+          <w:color w:val="000000" w:themeColor="text1"/>
+          <w:sz w:val="24"/>
+          <w:szCs w:val="24"/>
+        </w:rPr>
+        <w:t>css</w:t>
+      </w:r>
+      <w:proofErr w:type="spellEnd"/>
+      <w:r>
+        <w:rPr>
+          <w:rFonts w:ascii="Times New Roman" w:hAnsi="Times New Roman" w:cs="Times New Roman"/>
+          <w:color w:val="000000" w:themeColor="text1"/>
+          <w:sz w:val="24"/>
+          <w:szCs w:val="24"/>
+        </w:rPr>
+        <w:t xml:space="preserve"> styling, </w:t>
       </w:r>
       <w:r>
         <w:rPr>
@@ -1131,24 +1162,36 @@
         </w:rPr>
         <w:tab/>
       </w:r>
-      <w:r>
-        <w:rPr>
-          <w:rFonts w:ascii="Times New Roman" w:hAnsi="Times New Roman" w:cs="Times New Roman"/>
-          <w:color w:val="000000" w:themeColor="text1"/>
-          <w:sz w:val="24"/>
-          <w:szCs w:val="24"/>
-        </w:rPr>
-        <w:t xml:space="preserve">Github </w:t>
-      </w:r>
-      <w:r>
-        <w:rPr>
-          <w:rFonts w:ascii="Times New Roman" w:hAnsi="Times New Roman" w:cs="Times New Roman"/>
-          <w:color w:val="000000" w:themeColor="text1"/>
-          <w:sz w:val="24"/>
-          <w:szCs w:val="24"/>
-        </w:rPr>
-        <w:tab/>
-      </w:r>
+      <w:proofErr w:type="spellStart"/>
+      <w:r>
+        <w:rPr>
+          <w:rFonts w:ascii="Times New Roman" w:hAnsi="Times New Roman" w:cs="Times New Roman"/>
+          <w:color w:val="000000" w:themeColor="text1"/>
+          <w:sz w:val="24"/>
+          <w:szCs w:val="24"/>
+        </w:rPr>
+        <w:t>Github</w:t>
+      </w:r>
+      <w:proofErr w:type="spellEnd"/>
+      <w:r>
+        <w:rPr>
+          <w:rFonts w:ascii="Times New Roman" w:hAnsi="Times New Roman" w:cs="Times New Roman"/>
+          <w:color w:val="000000" w:themeColor="text1"/>
+          <w:sz w:val="24"/>
+          <w:szCs w:val="24"/>
+        </w:rPr>
+        <w:t xml:space="preserve"> </w:t>
+      </w:r>
+      <w:r>
+        <w:rPr>
+          <w:rFonts w:ascii="Times New Roman" w:hAnsi="Times New Roman" w:cs="Times New Roman"/>
+          <w:color w:val="000000" w:themeColor="text1"/>
+          <w:sz w:val="24"/>
+          <w:szCs w:val="24"/>
+        </w:rPr>
+        <w:tab/>
+      </w:r>
+      <w:proofErr w:type="spellStart"/>
       <w:r>
         <w:rPr>
           <w:rFonts w:ascii="Times New Roman" w:hAnsi="Times New Roman" w:cs="Times New Roman"/>
@@ -1158,15 +1201,35 @@
         </w:rPr>
         <w:t>Wordpress</w:t>
       </w:r>
-      <w:r>
-        <w:rPr>
-          <w:rFonts w:ascii="Times New Roman" w:hAnsi="Times New Roman" w:cs="Times New Roman"/>
-          <w:color w:val="000000" w:themeColor="text1"/>
-          <w:sz w:val="24"/>
-          <w:szCs w:val="24"/>
-        </w:rPr>
-        <w:tab/>
-        <w:t>And more!</w:t>
+      <w:proofErr w:type="spellEnd"/>
+      <w:r>
+        <w:rPr>
+          <w:rFonts w:ascii="Times New Roman" w:hAnsi="Times New Roman" w:cs="Times New Roman"/>
+          <w:color w:val="000000" w:themeColor="text1"/>
+          <w:sz w:val="24"/>
+          <w:szCs w:val="24"/>
+        </w:rPr>
+        <w:tab/>
+      </w:r>
+      <w:proofErr w:type="gramStart"/>
+      <w:r>
+        <w:rPr>
+          <w:rFonts w:ascii="Times New Roman" w:hAnsi="Times New Roman" w:cs="Times New Roman"/>
+          <w:color w:val="000000" w:themeColor="text1"/>
+          <w:sz w:val="24"/>
+          <w:szCs w:val="24"/>
+        </w:rPr>
+        <w:t>And</w:t>
+      </w:r>
+      <w:proofErr w:type="gramEnd"/>
+      <w:r>
+        <w:rPr>
+          <w:rFonts w:ascii="Times New Roman" w:hAnsi="Times New Roman" w:cs="Times New Roman"/>
+          <w:color w:val="000000" w:themeColor="text1"/>
+          <w:sz w:val="24"/>
+          <w:szCs w:val="24"/>
+        </w:rPr>
+        <w:t xml:space="preserve"> more!</w:t>
       </w:r>
     </w:p>
     <w:p>
@@ -2070,43 +2133,76 @@
           <w:sz w:val="24"/>
           <w:szCs w:val="24"/>
         </w:rPr>
-        <w:t>; designed, built p</w:t>
-      </w:r>
-      <w:r>
-        <w:rPr>
-          <w:rFonts w:ascii="Times New Roman" w:hAnsi="Times New Roman" w:cs="Times New Roman"/>
-          <w:color w:val="000000" w:themeColor="text1"/>
-          <w:sz w:val="24"/>
-          <w:szCs w:val="24"/>
-        </w:rPr>
-        <w:t>rojects</w:t>
-      </w:r>
-      <w:r>
-        <w:rPr>
-          <w:rFonts w:ascii="Times New Roman" w:hAnsi="Times New Roman" w:cs="Times New Roman"/>
-          <w:color w:val="000000" w:themeColor="text1"/>
-          <w:sz w:val="24"/>
-          <w:szCs w:val="24"/>
-        </w:rPr>
-        <w:t>, learned fundamentals</w:t>
-      </w:r>
-      <w:r>
-        <w:rPr>
-          <w:rFonts w:ascii="Times New Roman" w:hAnsi="Times New Roman" w:cs="Times New Roman"/>
-          <w:color w:val="000000" w:themeColor="text1"/>
-          <w:sz w:val="24"/>
-          <w:szCs w:val="24"/>
-        </w:rPr>
-        <w:t xml:space="preserve">. </w:t>
-      </w:r>
-      <w:r>
-        <w:rPr>
-          <w:rFonts w:ascii="Times New Roman" w:hAnsi="Times New Roman" w:cs="Times New Roman"/>
-          <w:color w:val="000000" w:themeColor="text1"/>
-          <w:sz w:val="24"/>
-          <w:szCs w:val="24"/>
-        </w:rPr>
-        <w:t xml:space="preserve"> </w:t>
+        <w:t xml:space="preserve">; </w:t>
+      </w:r>
+      <w:r>
+        <w:rPr>
+          <w:rFonts w:ascii="Times New Roman" w:hAnsi="Times New Roman" w:cs="Times New Roman"/>
+          <w:color w:val="000000" w:themeColor="text1"/>
+          <w:sz w:val="24"/>
+          <w:szCs w:val="24"/>
+        </w:rPr>
+        <w:t xml:space="preserve">Designed, built projects, learned fundamentals. Used various resources; </w:t>
+      </w:r>
+      <w:proofErr w:type="spellStart"/>
+      <w:r>
+        <w:rPr>
+          <w:rFonts w:ascii="Times New Roman" w:hAnsi="Times New Roman" w:cs="Times New Roman"/>
+          <w:color w:val="000000" w:themeColor="text1"/>
+          <w:sz w:val="24"/>
+          <w:szCs w:val="24"/>
+        </w:rPr>
+        <w:t>freecodecamp</w:t>
+      </w:r>
+      <w:proofErr w:type="spellEnd"/>
+      <w:r>
+        <w:rPr>
+          <w:rFonts w:ascii="Times New Roman" w:hAnsi="Times New Roman" w:cs="Times New Roman"/>
+          <w:color w:val="000000" w:themeColor="text1"/>
+          <w:sz w:val="24"/>
+          <w:szCs w:val="24"/>
+        </w:rPr>
+        <w:t xml:space="preserve">, </w:t>
+      </w:r>
+      <w:proofErr w:type="spellStart"/>
+      <w:r>
+        <w:rPr>
+          <w:rFonts w:ascii="Times New Roman" w:hAnsi="Times New Roman" w:cs="Times New Roman"/>
+          <w:color w:val="000000" w:themeColor="text1"/>
+          <w:sz w:val="24"/>
+          <w:szCs w:val="24"/>
+        </w:rPr>
+        <w:t>codepen</w:t>
+      </w:r>
+      <w:proofErr w:type="spellEnd"/>
+      <w:r>
+        <w:rPr>
+          <w:rFonts w:ascii="Times New Roman" w:hAnsi="Times New Roman" w:cs="Times New Roman"/>
+          <w:color w:val="000000" w:themeColor="text1"/>
+          <w:sz w:val="24"/>
+          <w:szCs w:val="24"/>
+        </w:rPr>
+        <w:t xml:space="preserve">, </w:t>
+      </w:r>
+      <w:proofErr w:type="spellStart"/>
+      <w:r>
+        <w:rPr>
+          <w:rFonts w:ascii="Times New Roman" w:hAnsi="Times New Roman" w:cs="Times New Roman"/>
+          <w:color w:val="000000" w:themeColor="text1"/>
+          <w:sz w:val="24"/>
+          <w:szCs w:val="24"/>
+        </w:rPr>
+        <w:t>Sololearn</w:t>
+      </w:r>
+      <w:proofErr w:type="spellEnd"/>
+      <w:r>
+        <w:rPr>
+          <w:rFonts w:ascii="Times New Roman" w:hAnsi="Times New Roman" w:cs="Times New Roman"/>
+          <w:color w:val="000000" w:themeColor="text1"/>
+          <w:sz w:val="24"/>
+          <w:szCs w:val="24"/>
+        </w:rPr>
+        <w:t>, Khan Academy.</w:t>
       </w:r>
     </w:p>
     <w:p>
@@ -2192,6 +2288,15 @@
           <w:szCs w:val="24"/>
         </w:rPr>
         <w:tab/>
+      </w:r>
+      <w:proofErr w:type="spellStart"/>
+      <w:r>
+        <w:rPr>
+          <w:rFonts w:ascii="Times New Roman" w:hAnsi="Times New Roman" w:cs="Times New Roman"/>
+          <w:color w:val="000000" w:themeColor="text1"/>
+          <w:sz w:val="24"/>
+          <w:szCs w:val="24"/>
+        </w:rPr>
         <w:t>f</w:t>
       </w:r>
       <w:r>
@@ -2201,7 +2306,37 @@
           <w:sz w:val="24"/>
           <w:szCs w:val="24"/>
         </w:rPr>
-        <w:t>wieland.bootstrap/io/CMPCO</w:t>
+        <w:t>wieland.bootstrap</w:t>
+      </w:r>
+      <w:proofErr w:type="spellEnd"/>
+      <w:r>
+        <w:rPr>
+          <w:rFonts w:ascii="Times New Roman" w:hAnsi="Times New Roman" w:cs="Times New Roman"/>
+          <w:color w:val="000000" w:themeColor="text1"/>
+          <w:sz w:val="24"/>
+          <w:szCs w:val="24"/>
+        </w:rPr>
+        <w:t>/</w:t>
+      </w:r>
+      <w:proofErr w:type="spellStart"/>
+      <w:r>
+        <w:rPr>
+          <w:rFonts w:ascii="Times New Roman" w:hAnsi="Times New Roman" w:cs="Times New Roman"/>
+          <w:color w:val="000000" w:themeColor="text1"/>
+          <w:sz w:val="24"/>
+          <w:szCs w:val="24"/>
+        </w:rPr>
+        <w:t>io</w:t>
+      </w:r>
+      <w:proofErr w:type="spellEnd"/>
+      <w:r>
+        <w:rPr>
+          <w:rFonts w:ascii="Times New Roman" w:hAnsi="Times New Roman" w:cs="Times New Roman"/>
+          <w:color w:val="000000" w:themeColor="text1"/>
+          <w:sz w:val="24"/>
+          <w:szCs w:val="24"/>
+        </w:rPr>
+        <w:t>/CMPCO</w:t>
       </w:r>
     </w:p>
     <w:p>
@@ -2213,6 +2348,7 @@
           <w:szCs w:val="24"/>
         </w:rPr>
       </w:pPr>
+      <w:proofErr w:type="spellStart"/>
       <w:r>
         <w:rPr>
           <w:rFonts w:ascii="Times New Roman" w:hAnsi="Times New Roman" w:cs="Times New Roman"/>
@@ -2222,6 +2358,7 @@
         </w:rPr>
         <w:t>Codepen</w:t>
       </w:r>
+      <w:proofErr w:type="spellEnd"/>
       <w:r>
         <w:rPr>
           <w:rFonts w:ascii="Times New Roman" w:hAnsi="Times New Roman" w:cs="Times New Roman"/>
@@ -4073,7 +4210,7 @@
 </file>
 
 <file path=customXml/itemProps1.xml><?xml version="1.0" encoding="utf-8"?>
-<ds:datastoreItem xmlns:ds="http://schemas.openxmlformats.org/officeDocument/2006/customXml" ds:itemID="{D7F812B4-D0F3-4187-823B-A6A7A9AE5498}">
+<ds:datastoreItem xmlns:ds="http://schemas.openxmlformats.org/officeDocument/2006/customXml" ds:itemID="{00A32799-AAFC-4FCB-A3E3-1666B3A41CB9}">
   <ds:schemaRefs>
     <ds:schemaRef ds:uri="http://schemas.openxmlformats.org/officeDocument/2006/bibliography"/>
   </ds:schemaRefs>
